--- a/public/tours/international/cruise_holidays/itineraries/Luxury Ocean Cruise Experience.docx
+++ b/public/tours/international/cruise_holidays/itineraries/Luxury Ocean Cruise Experience.docx
@@ -1,6 +1,6 @@
 
 <file path=word/document.xml><?xml version="1.0" encoding="utf-8"?>
-<w:document xmlns:wpc="http://schemas.microsoft.com/office/word/2010/wordprocessingCanvas" xmlns:cx="http://schemas.microsoft.com/office/drawing/2014/chartex" xmlns:cx1="http://schemas.microsoft.com/office/drawing/2015/9/8/chartex" xmlns:cx2="http://schemas.microsoft.com/office/drawing/2015/10/21/chartex" xmlns:cx3="http://schemas.microsoft.com/office/drawing/2016/5/9/chartex" xmlns:cx4="http://schemas.microsoft.com/office/drawing/2016/5/10/chartex" xmlns:cx5="http://schemas.microsoft.com/office/drawing/2016/5/11/chartex" xmlns:cx6="http://schemas.microsoft.com/office/drawing/2016/5/12/chartex" xmlns:cx7="http://schemas.microsoft.com/office/drawing/2016/5/13/chartex" xmlns:cx8="http://schemas.microsoft.com/office/drawing/2016/5/14/chartex" xmlns:mc="http://schemas.openxmlformats.org/markup-compatibility/2006" xmlns:aink="http://schemas.microsoft.com/office/drawing/2016/ink" xmlns:am3d="http://schemas.microsoft.com/office/drawing/2017/model3d" xmlns:o="urn:schemas-microsoft-com:office:office" xmlns:oel="http://schemas.microsoft.com/office/2019/extlst" xmlns:r="http://schemas.openxmlformats.org/officeDocument/2006/relationships" xmlns:m="http://schemas.openxmlformats.org/officeDocument/2006/math" xmlns:v="urn:schemas-microsoft-com:vml" xmlns:wp14="http://schemas.microsoft.com/office/word/2010/wordprocessingDrawing" xmlns:wp="http://schemas.openxmlformats.org/drawingml/2006/wordprocessingDrawing" xmlns:w10="urn:schemas-microsoft-com:office:word" xmlns:w="http://schemas.openxmlformats.org/wordprocessingml/2006/main" xmlns:w14="http://schemas.microsoft.com/office/word/2010/wordml" xmlns:w15="http://schemas.microsoft.com/office/word/2012/wordml" xmlns:w16cex="http://schemas.microsoft.com/office/word/2018/wordml/cex" xmlns:w16cid="http://schemas.microsoft.com/office/word/2016/wordml/cid" xmlns:w16="http://schemas.microsoft.com/office/word/2018/wordml" xmlns:w16du="http://schemas.microsoft.com/office/word/2023/wordml/word16du" xmlns:w16sdtdh="http://schemas.microsoft.com/office/word/2020/wordml/sdtdatahash" xmlns:w16sdtfl="http://schemas.microsoft.com/office/word/2024/wordml/sdtformatlock" xmlns:w16se="http://schemas.microsoft.com/office/word/2015/wordml/symex" xmlns:wpg="http://schemas.microsoft.com/office/word/2010/wordprocessingGroup" xmlns:wpi="http://schemas.microsoft.com/office/word/2010/wordprocessingInk" xmlns:wne="http://schemas.microsoft.com/office/word/2006/wordml" xmlns:wps="http://schemas.microsoft.com/office/word/2010/wordprocessingShape" mc:Ignorable="w14 w15 w16se w16cid w16 w16cex w16sdtdh w16sdtfl w16du wp14">
+<w:document xmlns:wpc="http://schemas.microsoft.com/office/word/2010/wordprocessingCanvas" xmlns:cx="http://schemas.microsoft.com/office/drawing/2014/chartex" xmlns:cx1="http://schemas.microsoft.com/office/drawing/2015/9/8/chartex" xmlns:cx2="http://schemas.microsoft.com/office/drawing/2015/10/21/chartex" xmlns:cx3="http://schemas.microsoft.com/office/drawing/2016/5/9/chartex" xmlns:cx4="http://schemas.microsoft.com/office/drawing/2016/5/10/chartex" xmlns:cx5="http://schemas.microsoft.com/office/drawing/2016/5/11/chartex" xmlns:cx6="http://schemas.microsoft.com/office/drawing/2016/5/12/chartex" xmlns:cx7="http://schemas.microsoft.com/office/drawing/2016/5/13/chartex" xmlns:cx8="http://schemas.microsoft.com/office/drawing/2016/5/14/chartex" xmlns:mc="http://schemas.openxmlformats.org/markup-compatibility/2006" xmlns:aink="http://schemas.microsoft.com/office/drawing/2016/ink" xmlns:am3d="http://schemas.microsoft.com/office/drawing/2017/model3d" xmlns:o="urn:schemas-microsoft-com:office:office" xmlns:r="http://schemas.openxmlformats.org/officeDocument/2006/relationships" xmlns:m="http://schemas.openxmlformats.org/officeDocument/2006/math" xmlns:v="urn:schemas-microsoft-com:vml" xmlns:wp14="http://schemas.microsoft.com/office/word/2010/wordprocessingDrawing" xmlns:wp="http://schemas.openxmlformats.org/drawingml/2006/wordprocessingDrawing" xmlns:w10="urn:schemas-microsoft-com:office:word" xmlns:w="http://schemas.openxmlformats.org/wordprocessingml/2006/main" xmlns:w14="http://schemas.microsoft.com/office/word/2010/wordml" xmlns:w15="http://schemas.microsoft.com/office/word/2012/wordml" xmlns:w16cid="http://schemas.microsoft.com/office/word/2016/wordml/cid" xmlns:w16se="http://schemas.microsoft.com/office/word/2015/wordml/symex" xmlns:wpg="http://schemas.microsoft.com/office/word/2010/wordprocessingGroup" xmlns:wpi="http://schemas.microsoft.com/office/word/2010/wordprocessingInk" xmlns:wne="http://schemas.microsoft.com/office/word/2006/wordml" xmlns:wps="http://schemas.microsoft.com/office/word/2010/wordprocessingShape" mc:Ignorable="w14 w15 w16se w16cid wp14">
   <w:body>
     <w:p>
       <w:pPr>
@@ -149,7 +149,6 @@
       </w:r>
       <w:r>
         <w:rPr>
-          <w:b/>
           <w:bCs/>
         </w:rPr>
         <w:t>MSC World Atlantic</w:t>
@@ -182,7 +181,6 @@
       </w:r>
       <w:r>
         <w:rPr>
-          <w:b/>
           <w:bCs/>
         </w:rPr>
         <w:t>MSC World Atlantic</w:t>
@@ -192,7 +190,6 @@
       </w:r>
       <w:r>
         <w:rPr>
-          <w:b/>
           <w:bCs/>
         </w:rPr>
         <w:t xml:space="preserve">Caribbean in winter </w:t>
@@ -322,7 +319,7 @@
               </wp:inline>
             </w:drawing>
           </mc:Choice>
-          <mc:Fallback>
+          <mc:Fallback xmlns:w16sdtfl="http://schemas.microsoft.com/office/word/2024/wordml/sdtformatlock" xmlns:w16sdtdh="http://schemas.microsoft.com/office/word/2020/wordml/sdtdatahash" xmlns:w16du="http://schemas.microsoft.com/office/word/2023/wordml/word16du" xmlns:w16="http://schemas.microsoft.com/office/word/2018/wordml" xmlns:w16cex="http://schemas.microsoft.com/office/word/2018/wordml/cex" xmlns:oel="http://schemas.microsoft.com/office/2019/extlst">
             <w:pict>
               <v:rect w14:anchorId="5BDC4B2A" id="Rectangle 1" o:spid="_x0000_s1026" style="width:24.3pt;height:24.3pt;visibility:visible;mso-wrap-style:square;mso-left-percent:-10001;mso-top-percent:-10001;mso-position-horizontal:absolute;mso-position-horizontal-relative:char;mso-position-vertical:absolute;mso-position-vertical-relative:line;mso-left-percent:-10001;mso-top-percent:-10001;v-text-anchor:top" o:gfxdata="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" filled="f" stroked="f">
                 <o:lock v:ext="edit" aspectratio="t"/>
@@ -339,9 +336,9 @@
           <w:noProof/>
         </w:rPr>
         <w:drawing>
-          <wp:inline distT="0" distB="0" distL="0" distR="0" wp14:anchorId="50B7F84C" wp14:editId="34FCF165">
-            <wp:extent cx="2626242" cy="700351"/>
-            <wp:effectExtent l="0" t="0" r="3175" b="5080"/>
+          <wp:inline distT="0" distB="0" distL="0" distR="0" wp14:anchorId="50B7F84C" wp14:editId="68AB01A8">
+            <wp:extent cx="1000098" cy="266700"/>
+            <wp:effectExtent l="0" t="0" r="0" b="0"/>
             <wp:docPr id="3804841" name="Picture 4"/>
             <wp:cNvGraphicFramePr>
               <a:graphicFrameLocks xmlns:a="http://schemas.openxmlformats.org/drawingml/2006/main" noChangeAspect="1"/>
@@ -368,7 +365,7 @@
                   <pic:spPr>
                     <a:xfrm>
                       <a:off x="0" y="0"/>
-                      <a:ext cx="2645863" cy="705583"/>
+                      <a:ext cx="1062603" cy="283368"/>
                     </a:xfrm>
                     <a:prstGeom prst="rect">
                       <a:avLst/>
@@ -448,14 +445,12 @@
       </w:pPr>
       <w:r>
         <w:rPr>
-          <w:b/>
           <w:bCs/>
         </w:rPr>
         <w:t>Disney Cruise Line (DCL) offers family-focused, Disney-themed vacations across a growing fleet, known for high-quality entertainment, rotational dining, and exceptional service. With ships like the </w:t>
       </w:r>
       <w:r>
         <w:rPr>
-          <w:b/>
           <w:bCs/>
           <w:i/>
           <w:iCs/>
@@ -464,14 +459,12 @@
       </w:r>
       <w:r>
         <w:rPr>
-          <w:b/>
           <w:bCs/>
         </w:rPr>
         <w:t>, </w:t>
       </w:r>
       <w:r>
         <w:rPr>
-          <w:b/>
           <w:bCs/>
           <w:i/>
           <w:iCs/>
@@ -480,14 +473,12 @@
       </w:r>
       <w:r>
         <w:rPr>
-          <w:b/>
           <w:bCs/>
         </w:rPr>
         <w:t>, and upcoming </w:t>
       </w:r>
       <w:r>
         <w:rPr>
-          <w:b/>
           <w:bCs/>
           <w:i/>
           <w:iCs/>
@@ -496,7 +487,6 @@
       </w:r>
       <w:r>
         <w:rPr>
-          <w:b/>
           <w:bCs/>
         </w:rPr>
         <w:t>, they sail to destinations worldwide, including the Caribbean and Asia, featuring characters, fireworks at sea, and tailored experiences for all ages.</w:t>
@@ -530,13 +520,11 @@
           <w:numId w:val="1"/>
         </w:numPr>
         <w:rPr>
-          <w:b/>
-          <w:bCs/>
-        </w:rPr>
-      </w:pPr>
-      <w:r>
-        <w:rPr>
-          <w:b/>
+          <w:bCs/>
+        </w:rPr>
+      </w:pPr>
+      <w:r>
+        <w:rPr>
           <w:bCs/>
         </w:rPr>
         <w:t>Fleet: Includes Disney Magic, Wonder, Dream, Fantasy, Wish, Treasure, and upcoming Adventure and Destiny ships.</w:t>
@@ -549,7 +537,6 @@
           <w:numId w:val="1"/>
         </w:numPr>
         <w:rPr>
-          <w:b/>
           <w:bCs/>
         </w:rPr>
       </w:pPr>
@@ -557,7 +544,6 @@
         <w:r>
           <w:rPr>
             <w:rStyle w:val="Hyperlink"/>
-            <w:b/>
             <w:bCs/>
           </w:rPr>
           <w:t>Rotational Dining</w:t>
@@ -567,13 +553,11 @@
     <w:p>
       <w:pPr>
         <w:rPr>
-          <w:b/>
-          <w:bCs/>
-        </w:rPr>
-      </w:pPr>
-      <w:r>
-        <w:rPr>
-          <w:b/>
+          <w:bCs/>
+        </w:rPr>
+      </w:pPr>
+      <w:r>
+        <w:rPr>
           <w:bCs/>
         </w:rPr>
         <w:t> Guests rotate through three distinct, themed restaurants while the same servers follow them, ensuring personalized service.</w:t>
@@ -586,13 +570,11 @@
           <w:numId w:val="1"/>
         </w:numPr>
         <w:rPr>
-          <w:b/>
-          <w:bCs/>
-        </w:rPr>
-      </w:pPr>
-      <w:r>
-        <w:rPr>
-          <w:b/>
+          <w:bCs/>
+        </w:rPr>
+      </w:pPr>
+      <w:r>
+        <w:rPr>
           <w:bCs/>
         </w:rPr>
         <w:t>Entertainment: Broadway-style shows, character meet-and-greets, first-run Disney movies, and, on most sailings, fireworks at sea.</w:t>
@@ -605,13 +587,11 @@
           <w:numId w:val="1"/>
         </w:numPr>
         <w:rPr>
-          <w:b/>
-          <w:bCs/>
-        </w:rPr>
-      </w:pPr>
-      <w:r>
-        <w:rPr>
-          <w:b/>
+          <w:bCs/>
+        </w:rPr>
+      </w:pPr>
+      <w:r>
+        <w:rPr>
           <w:bCs/>
         </w:rPr>
         <w:t>Family &amp; Adult Fun: Dedicated clubs for kids/teens, plus exclusive areas for adults, including dining and lounges.</w:t>
@@ -624,13 +604,11 @@
           <w:numId w:val="1"/>
         </w:numPr>
         <w:rPr>
-          <w:b/>
-          <w:bCs/>
-        </w:rPr>
-      </w:pPr>
-      <w:r>
-        <w:rPr>
-          <w:b/>
+          <w:bCs/>
+        </w:rPr>
+      </w:pPr>
+      <w:r>
+        <w:rPr>
           <w:bCs/>
         </w:rPr>
         <w:t>Staterooms: Designed for families, often featuring split bathrooms for efficiency, with significant Disney styling.</w:t>
@@ -740,7 +718,6 @@
           <w:lang w:eastAsia="en-IN"/>
           <w14:ligatures w14:val="none"/>
         </w:rPr>
-        <w:lastRenderedPageBreak/>
         <w:t>Disney Believe:</w:t>
       </w:r>
       <w:r>
@@ -770,36 +747,22 @@
           <w14:ligatures w14:val="none"/>
         </w:rPr>
       </w:pPr>
-    </w:p>
-    <w:p>
-      <w:pPr>
-        <w:shd w:val="clear" w:color="auto" w:fill="FFFFFF"/>
-        <w:spacing w:after="180" w:line="360" w:lineRule="atLeast"/>
+      <w:r>
         <w:rPr>
           <w:rFonts w:ascii="Arial" w:eastAsia="Times New Roman" w:hAnsi="Arial" w:cs="Arial"/>
+          <w:noProof/>
           <w:color w:val="0A0A0A"/>
           <w:kern w:val="0"/>
           <w:sz w:val="24"/>
           <w:szCs w:val="24"/>
           <w:lang w:eastAsia="en-IN"/>
-          <w14:ligatures w14:val="none"/>
-        </w:rPr>
-      </w:pPr>
-      <w:r>
-        <w:rPr>
-          <w:rFonts w:ascii="Arial" w:eastAsia="Times New Roman" w:hAnsi="Arial" w:cs="Arial"/>
-          <w:noProof/>
-          <w:color w:val="0A0A0A"/>
-          <w:kern w:val="0"/>
-          <w:sz w:val="24"/>
-          <w:szCs w:val="24"/>
-          <w:lang w:eastAsia="en-IN"/>
-        </w:rPr>
+        </w:rPr>
+        <w:lastRenderedPageBreak/>
         <w:drawing>
-          <wp:inline distT="0" distB="0" distL="0" distR="0" wp14:anchorId="7B5540EB" wp14:editId="6148E3C2">
-            <wp:extent cx="3104707" cy="790162"/>
-            <wp:effectExtent l="0" t="0" r="635" b="0"/>
-            <wp:docPr id="1063188791" name="Picture 5"/>
+          <wp:inline distT="0" distB="0" distL="0" distR="0" wp14:anchorId="05AD499E" wp14:editId="2F1356D2">
+            <wp:extent cx="2537460" cy="1653540"/>
+            <wp:effectExtent l="0" t="0" r="0" b="0"/>
+            <wp:docPr id="1" name="Picture 1"/>
             <wp:cNvGraphicFramePr>
               <a:graphicFrameLocks xmlns:a="http://schemas.openxmlformats.org/drawingml/2006/main" noChangeAspect="1"/>
             </wp:cNvGraphicFramePr>
@@ -807,8 +770,10 @@
               <a:graphicData uri="http://schemas.openxmlformats.org/drawingml/2006/picture">
                 <pic:pic xmlns:pic="http://schemas.openxmlformats.org/drawingml/2006/picture">
                   <pic:nvPicPr>
-                    <pic:cNvPr id="1063188791" name="Picture 1063188791"/>
-                    <pic:cNvPicPr/>
+                    <pic:cNvPr id="0" name="Picture 1"/>
+                    <pic:cNvPicPr>
+                      <a:picLocks noChangeAspect="1" noChangeArrowheads="1"/>
+                    </pic:cNvPicPr>
                   </pic:nvPicPr>
                   <pic:blipFill>
                     <a:blip r:embed="rId10">
@@ -818,18 +783,23 @@
                         </a:ext>
                       </a:extLst>
                     </a:blip>
+                    <a:srcRect/>
                     <a:stretch>
                       <a:fillRect/>
                     </a:stretch>
                   </pic:blipFill>
-                  <pic:spPr>
+                  <pic:spPr bwMode="auto">
                     <a:xfrm>
                       <a:off x="0" y="0"/>
-                      <a:ext cx="3120821" cy="794263"/>
+                      <a:ext cx="2537460" cy="1653540"/>
                     </a:xfrm>
                     <a:prstGeom prst="rect">
                       <a:avLst/>
                     </a:prstGeom>
+                    <a:noFill/>
+                    <a:ln>
+                      <a:noFill/>
+                    </a:ln>
                   </pic:spPr>
                 </pic:pic>
               </a:graphicData>
@@ -844,6 +814,8 @@
         <w:spacing w:after="180" w:line="360" w:lineRule="atLeast"/>
         <w:rPr>
           <w:rFonts w:ascii="Arial" w:eastAsia="Times New Roman" w:hAnsi="Arial" w:cs="Arial"/>
+          <w:b/>
+          <w:bCs/>
           <w:color w:val="0A0A0A"/>
           <w:kern w:val="0"/>
           <w:sz w:val="24"/>
@@ -852,23 +824,8 @@
           <w14:ligatures w14:val="none"/>
         </w:rPr>
       </w:pPr>
-    </w:p>
-    <w:p>
-      <w:pPr>
-        <w:shd w:val="clear" w:color="auto" w:fill="FFFFFF"/>
-        <w:spacing w:after="180" w:line="360" w:lineRule="atLeast"/>
-        <w:rPr>
-          <w:rFonts w:ascii="Arial" w:eastAsia="Times New Roman" w:hAnsi="Arial" w:cs="Arial"/>
-          <w:b/>
-          <w:bCs/>
-          <w:color w:val="0A0A0A"/>
-          <w:kern w:val="0"/>
-          <w:sz w:val="24"/>
-          <w:szCs w:val="24"/>
-          <w:lang w:eastAsia="en-IN"/>
-          <w14:ligatures w14:val="none"/>
-        </w:rPr>
-      </w:pPr>
+      <w:bookmarkStart w:id="0" w:name="_GoBack"/>
+      <w:bookmarkEnd w:id="0"/>
       <w:r>
         <w:rPr>
           <w:rFonts w:ascii="Arial" w:eastAsia="Times New Roman" w:hAnsi="Arial" w:cs="Arial"/>
@@ -1067,7 +1024,6 @@
         <w:r>
           <w:rPr>
             <w:rStyle w:val="Hyperlink"/>
-            <w:b/>
             <w:bCs/>
           </w:rPr>
           <w:t>Royal Caribbean International</w:t>
@@ -1075,10 +1031,16 @@
       </w:hyperlink>
       <w:r>
         <w:rPr>
-          <w:b/>
-          <w:bCs/>
-        </w:rPr>
-        <w:t> is a premier, Miami-based cruise line founded in 1968, renowned as the world's largest by revenue and a leader in innovative, family-friendly, and adventure-focused vacations. Operating massive, amenity-packed ships—including the record-setting Oasis and Quantum classes—it offers global itineraries with features like surf simulators, skydiving simulators, and Broadway-style entertainment. </w:t>
+          <w:bCs/>
+        </w:rPr>
+        <w:t> is a premier, Miami-based cruise line founded in 1968, renowned as the world's largest by revenue and a leader in innovative, family-friendly, and adventure-focused vacations. Operating massive, amenity-packed ships—including the record-setting Oasis and Quantum classes—it offers global itineraries with features like surf simulators, skydiving simulators, and Broadway-style entertainment.</w:t>
+      </w:r>
+      <w:r>
+        <w:rPr>
+          <w:b/>
+          <w:bCs/>
+        </w:rPr>
+        <w:t> </w:t>
       </w:r>
     </w:p>
     <w:p>
@@ -1112,11 +1074,16 @@
           <w:b/>
           <w:bCs/>
         </w:rPr>
-        <w:t>Fleet and Class: The fleet is known for its large, amenity-rich vessels, including the Oasis-class (e.g., </w:t>
-      </w:r>
-      <w:r>
-        <w:rPr>
-          <w:b/>
+        <w:t>Fleet and Class: </w:t>
+      </w:r>
+      <w:r>
+        <w:rPr>
+          <w:bCs/>
+        </w:rPr>
+        <w:t>The fleet is known for its large, amenity-rich vessels, including the Oasis-class (e.g., </w:t>
+      </w:r>
+      <w:r>
+        <w:rPr>
           <w:bCs/>
           <w:i/>
           <w:iCs/>
@@ -1125,14 +1092,12 @@
       </w:r>
       <w:r>
         <w:rPr>
-          <w:b/>
           <w:bCs/>
         </w:rPr>
         <w:t>, </w:t>
       </w:r>
       <w:r>
         <w:rPr>
-          <w:b/>
           <w:bCs/>
           <w:i/>
           <w:iCs/>
@@ -1141,14 +1106,12 @@
       </w:r>
       <w:r>
         <w:rPr>
-          <w:b/>
           <w:bCs/>
         </w:rPr>
         <w:t>) and Quantum-class (e.g., </w:t>
       </w:r>
       <w:r>
         <w:rPr>
-          <w:b/>
           <w:bCs/>
           <w:i/>
           <w:iCs/>
@@ -1157,14 +1120,12 @@
       </w:r>
       <w:r>
         <w:rPr>
-          <w:b/>
           <w:bCs/>
         </w:rPr>
         <w:t>, </w:t>
       </w:r>
       <w:r>
         <w:rPr>
-          <w:b/>
           <w:bCs/>
           <w:i/>
           <w:iCs/>
@@ -1173,7 +1134,6 @@
       </w:r>
       <w:r>
         <w:rPr>
-          <w:b/>
           <w:bCs/>
         </w:rPr>
         <w:t>) ships.</w:t>
@@ -1195,12 +1155,17 @@
           <w:b/>
           <w:bCs/>
         </w:rPr>
-        <w:t xml:space="preserve">Onboard Activities: Known for innovations, features often include </w:t>
+        <w:t>Onboard Activities: </w:t>
+      </w:r>
+      <w:r>
+        <w:rPr>
+          <w:bCs/>
+        </w:rPr>
+        <w:t xml:space="preserve">Known for innovations, features often include </w:t>
       </w:r>
       <w:proofErr w:type="spellStart"/>
       <w:r>
         <w:rPr>
-          <w:b/>
           <w:bCs/>
         </w:rPr>
         <w:t>FlowRider</w:t>
@@ -1208,7 +1173,6 @@
       <w:proofErr w:type="spellEnd"/>
       <w:r>
         <w:rPr>
-          <w:b/>
           <w:bCs/>
         </w:rPr>
         <w:t xml:space="preserve"> surf simulators, rock-climbing walls, ice-skating rinks, zip lines, and the </w:t>
@@ -1216,27 +1180,18 @@
       <w:proofErr w:type="spellStart"/>
       <w:r>
         <w:rPr>
-          <w:b/>
           <w:bCs/>
         </w:rPr>
         <w:fldChar w:fldCharType="begin"/>
       </w:r>
       <w:r>
         <w:rPr>
-          <w:b/>
           <w:bCs/>
         </w:rPr>
         <w:instrText>HYPERLINK "https://www.icruise.com/cruise-lines/royal-caribbean-cruises-ships.html" \t "_blank"</w:instrText>
       </w:r>
       <w:r>
         <w:rPr>
-          <w:b/>
-          <w:bCs/>
-        </w:rPr>
-      </w:r>
-      <w:r>
-        <w:rPr>
-          <w:b/>
           <w:bCs/>
         </w:rPr>
         <w:fldChar w:fldCharType="separate"/>
@@ -1244,7 +1199,6 @@
       <w:r>
         <w:rPr>
           <w:rStyle w:val="Hyperlink"/>
-          <w:b/>
           <w:bCs/>
         </w:rPr>
         <w:t>RipCord</w:t>
@@ -1253,7 +1207,6 @@
       <w:r>
         <w:rPr>
           <w:rStyle w:val="Hyperlink"/>
-          <w:b/>
           <w:bCs/>
         </w:rPr>
         <w:t xml:space="preserve"> by </w:t>
@@ -1262,7 +1215,6 @@
       <w:r>
         <w:rPr>
           <w:rStyle w:val="Hyperlink"/>
-          <w:b/>
           <w:bCs/>
         </w:rPr>
         <w:t>iFLY</w:t>
@@ -1271,21 +1223,18 @@
       <w:r>
         <w:rPr>
           <w:rStyle w:val="Hyperlink"/>
-          <w:b/>
           <w:bCs/>
         </w:rPr>
         <w:t xml:space="preserve"> simulator</w:t>
       </w:r>
       <w:r>
         <w:rPr>
-          <w:b/>
           <w:bCs/>
         </w:rPr>
         <w:fldChar w:fldCharType="end"/>
       </w:r>
       <w:r>
         <w:rPr>
-          <w:b/>
           <w:bCs/>
         </w:rPr>
         <w:t>.</w:t>
@@ -1307,12 +1256,17 @@
           <w:b/>
           <w:bCs/>
         </w:rPr>
-        <w:t xml:space="preserve">Entertainment &amp; Dining: Offers diverse dining options and high-tech entertainment, such as the </w:t>
+        <w:t>Entertainment &amp; Dining: </w:t>
+      </w:r>
+      <w:r>
+        <w:rPr>
+          <w:bCs/>
+        </w:rPr>
+        <w:t xml:space="preserve">Offers diverse dining options and high-tech entertainment, such as the </w:t>
       </w:r>
       <w:proofErr w:type="spellStart"/>
       <w:r>
         <w:rPr>
-          <w:b/>
           <w:bCs/>
         </w:rPr>
         <w:t>AquaTheater</w:t>
@@ -1320,7 +1274,6 @@
       <w:proofErr w:type="spellEnd"/>
       <w:r>
         <w:rPr>
-          <w:b/>
           <w:bCs/>
         </w:rPr>
         <w:t xml:space="preserve"> (aquatic acrobatics) and Two70, a lounge with panoramic ocean views that transforms into an entertainment venue.</w:t>
@@ -1342,8 +1295,13 @@
           <w:b/>
           <w:bCs/>
         </w:rPr>
-        <w:lastRenderedPageBreak/>
-        <w:t>Destinations: Offers both short and long itineraries to worldwide destinations.</w:t>
+        <w:t>Destinations: </w:t>
+      </w:r>
+      <w:r>
+        <w:rPr>
+          <w:bCs/>
+        </w:rPr>
+        <w:t>Offers both short and long itineraries to worldwide destinations.</w:t>
       </w:r>
     </w:p>
     <w:p>
@@ -1362,7 +1320,14 @@
           <w:b/>
           <w:bCs/>
         </w:rPr>
-        <w:t>Private Destinations: Features exclusive, high-end private destinations for guests, including Perfect Day at CocoCay in the Bahamas.</w:t>
+        <w:lastRenderedPageBreak/>
+        <w:t>Private Destinations: </w:t>
+      </w:r>
+      <w:r>
+        <w:rPr>
+          <w:bCs/>
+        </w:rPr>
+        <w:t>Features exclusive, high-end private destinations for guests, including Perfect Day at CocoCay in the Bahamas.</w:t>
       </w:r>
     </w:p>
     <w:p>
@@ -1381,13 +1346,18 @@
           <w:b/>
           <w:bCs/>
         </w:rPr>
-        <w:t>Brand Ownership: Part of the </w:t>
+        <w:t>Brand Ownership: </w:t>
+      </w:r>
+      <w:r>
+        <w:rPr>
+          <w:bCs/>
+        </w:rPr>
+        <w:t>Part of the </w:t>
       </w:r>
       <w:hyperlink r:id="rId15" w:tgtFrame="_blank" w:history="1">
         <w:r>
           <w:rPr>
             <w:rStyle w:val="Hyperlink"/>
-            <w:b/>
             <w:bCs/>
           </w:rPr>
           <w:t>Royal Caribbean Group</w:t>
@@ -1395,7 +1365,6 @@
       </w:hyperlink>
       <w:r>
         <w:rPr>
-          <w:b/>
           <w:bCs/>
         </w:rPr>
         <w:t>, which also includes Celebrity Cruises and Silversea.</w:t>
@@ -1560,7 +1529,6 @@
         <w:r>
           <w:rPr>
             <w:rStyle w:val="Hyperlink"/>
-            <w:b/>
             <w:bCs/>
           </w:rPr>
           <w:t>Cordelia Cruises</w:t>
@@ -1568,14 +1536,12 @@
       </w:hyperlink>
       <w:r>
         <w:rPr>
-          <w:b/>
           <w:bCs/>
         </w:rPr>
         <w:t> is India’s premier cruise line, offering stylish, luxurious, and Indian-centric, year-round sailings, primarily featuring domestic destinations like Mumbai, Goa, Kochi, Lakshadweep, and Chennai, as well as international routes to Sri Lanka, Malaysia, and Thailand. The fleet, including the flagship </w:t>
       </w:r>
       <w:r>
         <w:rPr>
-          <w:b/>
           <w:bCs/>
           <w:i/>
           <w:iCs/>
@@ -1584,10 +1550,16 @@
       </w:r>
       <w:r>
         <w:rPr>
-          <w:b/>
-          <w:bCs/>
-        </w:rPr>
-        <w:t>, provides curated entertainment, diverse dining, and family-friendly activities. </w:t>
+          <w:bCs/>
+        </w:rPr>
+        <w:t>, provides curated entertainment, diverse dining, and family-friendly activities.</w:t>
+      </w:r>
+      <w:r>
+        <w:rPr>
+          <w:b/>
+          <w:bCs/>
+        </w:rPr>
+        <w:t> </w:t>
       </w:r>
     </w:p>
     <w:p>
@@ -1710,7 +1682,6 @@
           <w:rFonts w:ascii="Arial" w:eastAsiaTheme="majorEastAsia" w:hAnsi="Arial" w:cs="Arial"/>
           <w:color w:val="0A0A0A"/>
         </w:rPr>
-        <w:lastRenderedPageBreak/>
         <w:t>Destinations:</w:t>
       </w:r>
     </w:p>
@@ -1734,6 +1705,7 @@
           <w:rFonts w:ascii="Arial" w:eastAsiaTheme="majorEastAsia" w:hAnsi="Arial" w:cs="Arial"/>
           <w:color w:val="0A0A0A"/>
         </w:rPr>
+        <w:lastRenderedPageBreak/>
         <w:t>West Coast (Year-Round):</w:t>
       </w:r>
       <w:r>
@@ -2333,7 +2305,7 @@
 </file>
 
 <file path=word/numbering.xml><?xml version="1.0" encoding="utf-8"?>
-<w:numbering xmlns:wpc="http://schemas.microsoft.com/office/word/2010/wordprocessingCanvas" xmlns:cx="http://schemas.microsoft.com/office/drawing/2014/chartex" xmlns:cx1="http://schemas.microsoft.com/office/drawing/2015/9/8/chartex" xmlns:cx2="http://schemas.microsoft.com/office/drawing/2015/10/21/chartex" xmlns:cx3="http://schemas.microsoft.com/office/drawing/2016/5/9/chartex" xmlns:cx4="http://schemas.microsoft.com/office/drawing/2016/5/10/chartex" xmlns:cx5="http://schemas.microsoft.com/office/drawing/2016/5/11/chartex" xmlns:cx6="http://schemas.microsoft.com/office/drawing/2016/5/12/chartex" xmlns:cx7="http://schemas.microsoft.com/office/drawing/2016/5/13/chartex" xmlns:cx8="http://schemas.microsoft.com/office/drawing/2016/5/14/chartex" xmlns:mc="http://schemas.openxmlformats.org/markup-compatibility/2006" xmlns:aink="http://schemas.microsoft.com/office/drawing/2016/ink" xmlns:am3d="http://schemas.microsoft.com/office/drawing/2017/model3d" xmlns:o="urn:schemas-microsoft-com:office:office" xmlns:oel="http://schemas.microsoft.com/office/2019/extlst" xmlns:r="http://schemas.openxmlformats.org/officeDocument/2006/relationships" xmlns:m="http://schemas.openxmlformats.org/officeDocument/2006/math" xmlns:v="urn:schemas-microsoft-com:vml" xmlns:wp14="http://schemas.microsoft.com/office/word/2010/wordprocessingDrawing" xmlns:wp="http://schemas.openxmlformats.org/drawingml/2006/wordprocessingDrawing" xmlns:w10="urn:schemas-microsoft-com:office:word" xmlns:w="http://schemas.openxmlformats.org/wordprocessingml/2006/main" xmlns:w14="http://schemas.microsoft.com/office/word/2010/wordml" xmlns:w15="http://schemas.microsoft.com/office/word/2012/wordml" xmlns:w16cex="http://schemas.microsoft.com/office/word/2018/wordml/cex" xmlns:w16cid="http://schemas.microsoft.com/office/word/2016/wordml/cid" xmlns:w16="http://schemas.microsoft.com/office/word/2018/wordml" xmlns:w16du="http://schemas.microsoft.com/office/word/2023/wordml/word16du" xmlns:w16sdtdh="http://schemas.microsoft.com/office/word/2020/wordml/sdtdatahash" xmlns:w16sdtfl="http://schemas.microsoft.com/office/word/2024/wordml/sdtformatlock" xmlns:w16se="http://schemas.microsoft.com/office/word/2015/wordml/symex" xmlns:wpg="http://schemas.microsoft.com/office/word/2010/wordprocessingGroup" xmlns:wpi="http://schemas.microsoft.com/office/word/2010/wordprocessingInk" xmlns:wne="http://schemas.microsoft.com/office/word/2006/wordml" xmlns:wps="http://schemas.microsoft.com/office/word/2010/wordprocessingShape" mc:Ignorable="w14 w15 w16se w16cid w16 w16cex w16sdtdh w16sdtfl w16du wp14">
+<w:numbering xmlns:wpc="http://schemas.microsoft.com/office/word/2010/wordprocessingCanvas" xmlns:cx="http://schemas.microsoft.com/office/drawing/2014/chartex" xmlns:cx1="http://schemas.microsoft.com/office/drawing/2015/9/8/chartex" xmlns:cx2="http://schemas.microsoft.com/office/drawing/2015/10/21/chartex" xmlns:cx3="http://schemas.microsoft.com/office/drawing/2016/5/9/chartex" xmlns:cx4="http://schemas.microsoft.com/office/drawing/2016/5/10/chartex" xmlns:cx5="http://schemas.microsoft.com/office/drawing/2016/5/11/chartex" xmlns:cx6="http://schemas.microsoft.com/office/drawing/2016/5/12/chartex" xmlns:cx7="http://schemas.microsoft.com/office/drawing/2016/5/13/chartex" xmlns:cx8="http://schemas.microsoft.com/office/drawing/2016/5/14/chartex" xmlns:mc="http://schemas.openxmlformats.org/markup-compatibility/2006" xmlns:aink="http://schemas.microsoft.com/office/drawing/2016/ink" xmlns:am3d="http://schemas.microsoft.com/office/drawing/2017/model3d" xmlns:o="urn:schemas-microsoft-com:office:office" xmlns:r="http://schemas.openxmlformats.org/officeDocument/2006/relationships" xmlns:m="http://schemas.openxmlformats.org/officeDocument/2006/math" xmlns:v="urn:schemas-microsoft-com:vml" xmlns:wp14="http://schemas.microsoft.com/office/word/2010/wordprocessingDrawing" xmlns:wp="http://schemas.openxmlformats.org/drawingml/2006/wordprocessingDrawing" xmlns:w10="urn:schemas-microsoft-com:office:word" xmlns:w="http://schemas.openxmlformats.org/wordprocessingml/2006/main" xmlns:w14="http://schemas.microsoft.com/office/word/2010/wordml" xmlns:w15="http://schemas.microsoft.com/office/word/2012/wordml" xmlns:w16cid="http://schemas.microsoft.com/office/word/2016/wordml/cid" xmlns:w16se="http://schemas.microsoft.com/office/word/2015/wordml/symex" xmlns:wpg="http://schemas.microsoft.com/office/word/2010/wordprocessingGroup" xmlns:wpi="http://schemas.microsoft.com/office/word/2010/wordprocessingInk" xmlns:wne="http://schemas.microsoft.com/office/word/2006/wordml" xmlns:wps="http://schemas.microsoft.com/office/word/2010/wordprocessingShape" mc:Ignorable="w14 w15 w16se w16cid wp14">
   <w:abstractNum w:abstractNumId="0" w15:restartNumberingAfterBreak="0">
     <w:nsid w:val="2C2E0EBC"/>
     <w:multiLevelType w:val="multilevel"/>
@@ -2930,23 +2902,23 @@
       </w:rPr>
     </w:lvl>
   </w:abstractNum>
-  <w:num w:numId="1" w16cid:durableId="449053556">
+  <w:num w:numId="1">
     <w:abstractNumId w:val="1"/>
   </w:num>
-  <w:num w:numId="2" w16cid:durableId="1046413832">
+  <w:num w:numId="2">
     <w:abstractNumId w:val="2"/>
   </w:num>
-  <w:num w:numId="3" w16cid:durableId="329795835">
+  <w:num w:numId="3">
     <w:abstractNumId w:val="0"/>
   </w:num>
-  <w:num w:numId="4" w16cid:durableId="1342973679">
+  <w:num w:numId="4">
     <w:abstractNumId w:val="3"/>
   </w:num>
 </w:numbering>
 </file>
 
 <file path=word/styles.xml><?xml version="1.0" encoding="utf-8"?>
-<w:styles xmlns:mc="http://schemas.openxmlformats.org/markup-compatibility/2006" xmlns:r="http://schemas.openxmlformats.org/officeDocument/2006/relationships" xmlns:w="http://schemas.openxmlformats.org/wordprocessingml/2006/main" xmlns:w14="http://schemas.microsoft.com/office/word/2010/wordml" xmlns:w15="http://schemas.microsoft.com/office/word/2012/wordml" xmlns:w16cex="http://schemas.microsoft.com/office/word/2018/wordml/cex" xmlns:w16cid="http://schemas.microsoft.com/office/word/2016/wordml/cid" xmlns:w16="http://schemas.microsoft.com/office/word/2018/wordml" xmlns:w16du="http://schemas.microsoft.com/office/word/2023/wordml/word16du" xmlns:w16sdtdh="http://schemas.microsoft.com/office/word/2020/wordml/sdtdatahash" xmlns:w16sdtfl="http://schemas.microsoft.com/office/word/2024/wordml/sdtformatlock" xmlns:w16se="http://schemas.microsoft.com/office/word/2015/wordml/symex" mc:Ignorable="w14 w15 w16se w16cid w16 w16cex w16sdtdh w16sdtfl w16du">
+<w:styles xmlns:mc="http://schemas.openxmlformats.org/markup-compatibility/2006" xmlns:r="http://schemas.openxmlformats.org/officeDocument/2006/relationships" xmlns:w="http://schemas.openxmlformats.org/wordprocessingml/2006/main" xmlns:w14="http://schemas.microsoft.com/office/word/2010/wordml" xmlns:w15="http://schemas.microsoft.com/office/word/2012/wordml" xmlns:w16cid="http://schemas.microsoft.com/office/word/2016/wordml/cid" xmlns:w16se="http://schemas.microsoft.com/office/word/2015/wordml/symex" mc:Ignorable="w14 w15 w16se w16cid">
   <w:docDefaults>
     <w:rPrDefault>
       <w:rPr>
@@ -2964,7 +2936,7 @@
       </w:pPr>
     </w:pPrDefault>
   </w:docDefaults>
-  <w:latentStyles w:defLockedState="0" w:defUIPriority="99" w:defSemiHidden="0" w:defUnhideWhenUsed="0" w:defQFormat="0" w:count="376">
+  <w:latentStyles w:defLockedState="0" w:defUIPriority="99" w:defSemiHidden="0" w:defUnhideWhenUsed="0" w:defQFormat="0" w:count="375">
     <w:lsdException w:name="Normal" w:uiPriority="0" w:qFormat="1"/>
     <w:lsdException w:name="heading 1" w:uiPriority="9" w:qFormat="1"/>
     <w:lsdException w:name="heading 2" w:semiHidden="1" w:uiPriority="9" w:unhideWhenUsed="1" w:qFormat="1"/>
@@ -3340,7 +3312,6 @@
     <w:lsdException w:name="Smart Hyperlink" w:semiHidden="1" w:unhideWhenUsed="1"/>
     <w:lsdException w:name="Hashtag" w:semiHidden="1" w:unhideWhenUsed="1"/>
     <w:lsdException w:name="Unresolved Mention" w:semiHidden="1" w:unhideWhenUsed="1"/>
-    <w:lsdException w:name="Smart Link" w:semiHidden="1" w:unhideWhenUsed="1"/>
   </w:latentStyles>
   <w:style w:type="paragraph" w:default="1" w:styleId="Normal">
     <w:name w:val="Normal"/>

--- a/public/tours/international/cruise_holidays/itineraries/Luxury Ocean Cruise Experience.docx
+++ b/public/tours/international/cruise_holidays/itineraries/Luxury Ocean Cruise Experience.docx
@@ -1,6 +1,6 @@
 
 <file path=word/document.xml><?xml version="1.0" encoding="utf-8"?>
-<w:document xmlns:wpc="http://schemas.microsoft.com/office/word/2010/wordprocessingCanvas" xmlns:cx="http://schemas.microsoft.com/office/drawing/2014/chartex" xmlns:cx1="http://schemas.microsoft.com/office/drawing/2015/9/8/chartex" xmlns:cx2="http://schemas.microsoft.com/office/drawing/2015/10/21/chartex" xmlns:cx3="http://schemas.microsoft.com/office/drawing/2016/5/9/chartex" xmlns:cx4="http://schemas.microsoft.com/office/drawing/2016/5/10/chartex" xmlns:cx5="http://schemas.microsoft.com/office/drawing/2016/5/11/chartex" xmlns:cx6="http://schemas.microsoft.com/office/drawing/2016/5/12/chartex" xmlns:cx7="http://schemas.microsoft.com/office/drawing/2016/5/13/chartex" xmlns:cx8="http://schemas.microsoft.com/office/drawing/2016/5/14/chartex" xmlns:mc="http://schemas.openxmlformats.org/markup-compatibility/2006" xmlns:aink="http://schemas.microsoft.com/office/drawing/2016/ink" xmlns:am3d="http://schemas.microsoft.com/office/drawing/2017/model3d" xmlns:o="urn:schemas-microsoft-com:office:office" xmlns:r="http://schemas.openxmlformats.org/officeDocument/2006/relationships" xmlns:m="http://schemas.openxmlformats.org/officeDocument/2006/math" xmlns:v="urn:schemas-microsoft-com:vml" xmlns:wp14="http://schemas.microsoft.com/office/word/2010/wordprocessingDrawing" xmlns:wp="http://schemas.openxmlformats.org/drawingml/2006/wordprocessingDrawing" xmlns:w10="urn:schemas-microsoft-com:office:word" xmlns:w="http://schemas.openxmlformats.org/wordprocessingml/2006/main" xmlns:w14="http://schemas.microsoft.com/office/word/2010/wordml" xmlns:w15="http://schemas.microsoft.com/office/word/2012/wordml" xmlns:w16cid="http://schemas.microsoft.com/office/word/2016/wordml/cid" xmlns:w16se="http://schemas.microsoft.com/office/word/2015/wordml/symex" xmlns:wpg="http://schemas.microsoft.com/office/word/2010/wordprocessingGroup" xmlns:wpi="http://schemas.microsoft.com/office/word/2010/wordprocessingInk" xmlns:wne="http://schemas.microsoft.com/office/word/2006/wordml" xmlns:wps="http://schemas.microsoft.com/office/word/2010/wordprocessingShape" mc:Ignorable="w14 w15 w16se w16cid wp14">
+<w:document xmlns:wpc="http://schemas.microsoft.com/office/word/2010/wordprocessingCanvas" xmlns:cx="http://schemas.microsoft.com/office/drawing/2014/chartex" xmlns:cx1="http://schemas.microsoft.com/office/drawing/2015/9/8/chartex" xmlns:cx2="http://schemas.microsoft.com/office/drawing/2015/10/21/chartex" xmlns:cx3="http://schemas.microsoft.com/office/drawing/2016/5/9/chartex" xmlns:cx4="http://schemas.microsoft.com/office/drawing/2016/5/10/chartex" xmlns:cx5="http://schemas.microsoft.com/office/drawing/2016/5/11/chartex" xmlns:cx6="http://schemas.microsoft.com/office/drawing/2016/5/12/chartex" xmlns:cx7="http://schemas.microsoft.com/office/drawing/2016/5/13/chartex" xmlns:cx8="http://schemas.microsoft.com/office/drawing/2016/5/14/chartex" xmlns:mc="http://schemas.openxmlformats.org/markup-compatibility/2006" xmlns:aink="http://schemas.microsoft.com/office/drawing/2016/ink" xmlns:am3d="http://schemas.microsoft.com/office/drawing/2017/model3d" xmlns:o="urn:schemas-microsoft-com:office:office" xmlns:oel="http://schemas.microsoft.com/office/2019/extlst" xmlns:r="http://schemas.openxmlformats.org/officeDocument/2006/relationships" xmlns:m="http://schemas.openxmlformats.org/officeDocument/2006/math" xmlns:v="urn:schemas-microsoft-com:vml" xmlns:wp14="http://schemas.microsoft.com/office/word/2010/wordprocessingDrawing" xmlns:wp="http://schemas.openxmlformats.org/drawingml/2006/wordprocessingDrawing" xmlns:w10="urn:schemas-microsoft-com:office:word" xmlns:w="http://schemas.openxmlformats.org/wordprocessingml/2006/main" xmlns:w14="http://schemas.microsoft.com/office/word/2010/wordml" xmlns:w15="http://schemas.microsoft.com/office/word/2012/wordml" xmlns:w16cex="http://schemas.microsoft.com/office/word/2018/wordml/cex" xmlns:w16cid="http://schemas.microsoft.com/office/word/2016/wordml/cid" xmlns:w16="http://schemas.microsoft.com/office/word/2018/wordml" xmlns:w16du="http://schemas.microsoft.com/office/word/2023/wordml/word16du" xmlns:w16sdtdh="http://schemas.microsoft.com/office/word/2020/wordml/sdtdatahash" xmlns:w16sdtfl="http://schemas.microsoft.com/office/word/2024/wordml/sdtformatlock" xmlns:w16se="http://schemas.microsoft.com/office/word/2015/wordml/symex" xmlns:wpg="http://schemas.microsoft.com/office/word/2010/wordprocessingGroup" xmlns:wpi="http://schemas.microsoft.com/office/word/2010/wordprocessingInk" xmlns:wne="http://schemas.microsoft.com/office/word/2006/wordml" xmlns:wps="http://schemas.microsoft.com/office/word/2010/wordprocessingShape" mc:Ignorable="w14 w15 w16se w16cid w16 w16cex w16sdtdh w16sdtfl w16du wp14">
   <w:body>
     <w:p>
       <w:pPr>
@@ -319,7 +319,7 @@
               </wp:inline>
             </w:drawing>
           </mc:Choice>
-          <mc:Fallback xmlns:w16sdtfl="http://schemas.microsoft.com/office/word/2024/wordml/sdtformatlock" xmlns:w16sdtdh="http://schemas.microsoft.com/office/word/2020/wordml/sdtdatahash" xmlns:w16du="http://schemas.microsoft.com/office/word/2023/wordml/word16du" xmlns:w16="http://schemas.microsoft.com/office/word/2018/wordml" xmlns:w16cex="http://schemas.microsoft.com/office/word/2018/wordml/cex" xmlns:oel="http://schemas.microsoft.com/office/2019/extlst">
+          <mc:Fallback>
             <w:pict>
               <v:rect w14:anchorId="5BDC4B2A" id="Rectangle 1" o:spid="_x0000_s1026" style="width:24.3pt;height:24.3pt;visibility:visible;mso-wrap-style:square;mso-left-percent:-10001;mso-top-percent:-10001;mso-position-horizontal:absolute;mso-position-horizontal-relative:char;mso-position-vertical:absolute;mso-position-vertical-relative:line;mso-left-percent:-10001;mso-top-percent:-10001;v-text-anchor:top" o:gfxdata="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" filled="f" stroked="f">
                 <o:lock v:ext="edit" aspectratio="t"/>
@@ -738,30 +738,25 @@
         <w:shd w:val="clear" w:color="auto" w:fill="FFFFFF"/>
         <w:spacing w:after="180" w:line="360" w:lineRule="atLeast"/>
         <w:rPr>
+          <w:b/>
+          <w:bCs/>
+        </w:rPr>
+      </w:pPr>
+      <w:r>
+        <w:rPr>
           <w:rFonts w:ascii="Arial" w:eastAsia="Times New Roman" w:hAnsi="Arial" w:cs="Arial"/>
+          <w:noProof/>
           <w:color w:val="0A0A0A"/>
           <w:kern w:val="0"/>
           <w:sz w:val="24"/>
           <w:szCs w:val="24"/>
           <w:lang w:eastAsia="en-IN"/>
-          <w14:ligatures w14:val="none"/>
-        </w:rPr>
-      </w:pPr>
-      <w:r>
-        <w:rPr>
-          <w:rFonts w:ascii="Arial" w:eastAsia="Times New Roman" w:hAnsi="Arial" w:cs="Arial"/>
-          <w:noProof/>
-          <w:color w:val="0A0A0A"/>
-          <w:kern w:val="0"/>
-          <w:sz w:val="24"/>
-          <w:szCs w:val="24"/>
-          <w:lang w:eastAsia="en-IN"/>
         </w:rPr>
         <w:lastRenderedPageBreak/>
         <w:drawing>
-          <wp:inline distT="0" distB="0" distL="0" distR="0" wp14:anchorId="05AD499E" wp14:editId="2F1356D2">
-            <wp:extent cx="2537460" cy="1653540"/>
-            <wp:effectExtent l="0" t="0" r="0" b="0"/>
+          <wp:inline distT="0" distB="0" distL="0" distR="0" wp14:anchorId="05AD499E" wp14:editId="538DA990">
+            <wp:extent cx="2028825" cy="1301115"/>
+            <wp:effectExtent l="0" t="0" r="9525" b="0"/>
             <wp:docPr id="1" name="Picture 1"/>
             <wp:cNvGraphicFramePr>
               <a:graphicFrameLocks xmlns:a="http://schemas.openxmlformats.org/drawingml/2006/main" noChangeAspect="1"/>
@@ -791,7 +786,7 @@
                   <pic:spPr bwMode="auto">
                     <a:xfrm>
                       <a:off x="0" y="0"/>
-                      <a:ext cx="2537460" cy="1653540"/>
+                      <a:ext cx="2028825" cy="1301115"/>
                     </a:xfrm>
                     <a:prstGeom prst="rect">
                       <a:avLst/>
@@ -807,11 +802,7 @@
           </wp:inline>
         </w:drawing>
       </w:r>
-    </w:p>
-    <w:p>
-      <w:pPr>
-        <w:shd w:val="clear" w:color="auto" w:fill="FFFFFF"/>
-        <w:spacing w:after="180" w:line="360" w:lineRule="atLeast"/>
+      <w:r>
         <w:rPr>
           <w:rFonts w:ascii="Arial" w:eastAsia="Times New Roman" w:hAnsi="Arial" w:cs="Arial"/>
           <w:b/>
@@ -823,9 +814,8 @@
           <w:lang w:eastAsia="en-IN"/>
           <w14:ligatures w14:val="none"/>
         </w:rPr>
-      </w:pPr>
-      <w:bookmarkStart w:id="0" w:name="_GoBack"/>
-      <w:bookmarkEnd w:id="0"/>
+        <w:t>Royal Caribbean </w:t>
+      </w:r>
       <w:r>
         <w:rPr>
           <w:rFonts w:ascii="Arial" w:eastAsia="Times New Roman" w:hAnsi="Arial" w:cs="Arial"/>
@@ -838,31 +828,8 @@
           <w:lang w:eastAsia="en-IN"/>
           <w14:ligatures w14:val="none"/>
         </w:rPr>
-        <w:t>Royal Caribbean </w:t>
-      </w:r>
-      <w:r>
-        <w:rPr>
-          <w:rFonts w:ascii="Arial" w:eastAsia="Times New Roman" w:hAnsi="Arial" w:cs="Arial"/>
-          <w:b/>
-          <w:bCs/>
-          <w:color w:val="0A0A0A"/>
-          <w:kern w:val="0"/>
-          <w:sz w:val="24"/>
-          <w:szCs w:val="24"/>
-          <w:lang w:eastAsia="en-IN"/>
-          <w14:ligatures w14:val="none"/>
-        </w:rPr>
         <w:t>Cruise</w:t>
       </w:r>
-    </w:p>
-    <w:p>
-      <w:pPr>
-        <w:ind w:left="360"/>
-        <w:rPr>
-          <w:b/>
-          <w:bCs/>
-        </w:rPr>
-      </w:pPr>
       <w:r>
         <w:rPr>
           <w:b/>
@@ -905,20 +872,11 @@
           </wp:inline>
         </w:drawing>
       </w:r>
-    </w:p>
-    <w:p>
-      <w:pPr>
-        <w:rPr>
-          <w:b/>
-          <w:bCs/>
-        </w:rPr>
-      </w:pPr>
-      <w:r>
-        <w:rPr>
-          <w:b/>
-          <w:bCs/>
-        </w:rPr>
-        <w:lastRenderedPageBreak/>
+      <w:r>
+        <w:rPr>
+          <w:b/>
+          <w:bCs/>
+        </w:rPr>
         <w:br/>
       </w:r>
       <w:r>
@@ -977,6 +935,7 @@
           <w:bCs/>
           <w:noProof/>
         </w:rPr>
+        <w:lastRenderedPageBreak/>
         <w:drawing>
           <wp:inline distT="0" distB="0" distL="0" distR="0" wp14:anchorId="7F99D3ED" wp14:editId="44EB6235">
             <wp:extent cx="5731510" cy="1978025"/>
@@ -1194,6 +1153,11 @@
         <w:rPr>
           <w:bCs/>
         </w:rPr>
+      </w:r>
+      <w:r>
+        <w:rPr>
+          <w:bCs/>
+        </w:rPr>
         <w:fldChar w:fldCharType="separate"/>
       </w:r>
       <w:r>
@@ -1320,7 +1284,6 @@
           <w:b/>
           <w:bCs/>
         </w:rPr>
-        <w:lastRenderedPageBreak/>
         <w:t>Private Destinations: </w:t>
       </w:r>
       <w:r>
@@ -1381,72 +1344,11 @@
     </w:p>
     <w:p>
       <w:pPr>
-        <w:ind w:left="360"/>
-        <w:rPr>
-          <w:b/>
-          <w:bCs/>
-        </w:rPr>
-      </w:pPr>
-    </w:p>
-    <w:p>
-      <w:pPr>
-        <w:ind w:left="360"/>
         <w:rPr>
           <w:b/>
           <w:bCs/>
           <w:sz w:val="28"/>
           <w:szCs w:val="28"/>
-        </w:rPr>
-      </w:pPr>
-      <w:r>
-        <w:rPr>
-          <w:b/>
-          <w:bCs/>
-          <w:sz w:val="28"/>
-          <w:szCs w:val="28"/>
-        </w:rPr>
-        <w:br/>
-      </w:r>
-    </w:p>
-    <w:p>
-      <w:pPr>
-        <w:ind w:left="360"/>
-        <w:rPr>
-          <w:b/>
-          <w:bCs/>
-          <w:sz w:val="28"/>
-          <w:szCs w:val="28"/>
-        </w:rPr>
-      </w:pPr>
-    </w:p>
-    <w:p>
-      <w:pPr>
-        <w:ind w:left="360"/>
-        <w:rPr>
-          <w:b/>
-          <w:bCs/>
-          <w:sz w:val="28"/>
-          <w:szCs w:val="28"/>
-        </w:rPr>
-      </w:pPr>
-    </w:p>
-    <w:p>
-      <w:pPr>
-        <w:ind w:left="360"/>
-        <w:rPr>
-          <w:b/>
-          <w:bCs/>
-          <w:sz w:val="28"/>
-          <w:szCs w:val="28"/>
-        </w:rPr>
-      </w:pPr>
-    </w:p>
-    <w:p>
-      <w:pPr>
-        <w:ind w:left="360"/>
-        <w:rPr>
-          <w:b/>
-          <w:bCs/>
         </w:rPr>
       </w:pPr>
       <w:hyperlink r:id="rId16" w:tgtFrame="_blank" w:history="1">
@@ -1463,10 +1365,6 @@
         </w:r>
       </w:hyperlink>
       <w:r>
-        <w:rPr>
-          <w:b/>
-          <w:bCs/>
-        </w:rPr>
         <w:br/>
       </w:r>
       <w:r>
@@ -1474,6 +1372,47 @@
           <w:b/>
           <w:bCs/>
         </w:rPr>
+        <w:drawing>
+          <wp:inline distT="0" distB="0" distL="0" distR="0" wp14:anchorId="1D48AC6C" wp14:editId="080B5D4A">
+            <wp:extent cx="1905266" cy="657317"/>
+            <wp:effectExtent l="0" t="0" r="0" b="9525"/>
+            <wp:docPr id="1032832350" name="Picture 1"/>
+            <wp:cNvGraphicFramePr>
+              <a:graphicFrameLocks xmlns:a="http://schemas.openxmlformats.org/drawingml/2006/main" noChangeAspect="1"/>
+            </wp:cNvGraphicFramePr>
+            <a:graphic xmlns:a="http://schemas.openxmlformats.org/drawingml/2006/main">
+              <a:graphicData uri="http://schemas.openxmlformats.org/drawingml/2006/picture">
+                <pic:pic xmlns:pic="http://schemas.openxmlformats.org/drawingml/2006/picture">
+                  <pic:nvPicPr>
+                    <pic:cNvPr id="1032832350" name=""/>
+                    <pic:cNvPicPr/>
+                  </pic:nvPicPr>
+                  <pic:blipFill>
+                    <a:blip r:embed="rId17"/>
+                    <a:stretch>
+                      <a:fillRect/>
+                    </a:stretch>
+                  </pic:blipFill>
+                  <pic:spPr>
+                    <a:xfrm>
+                      <a:off x="0" y="0"/>
+                      <a:ext cx="1905266" cy="657317"/>
+                    </a:xfrm>
+                    <a:prstGeom prst="rect">
+                      <a:avLst/>
+                    </a:prstGeom>
+                  </pic:spPr>
+                </pic:pic>
+              </a:graphicData>
+            </a:graphic>
+          </wp:inline>
+        </w:drawing>
+      </w:r>
+      <w:r>
+        <w:rPr>
+          <w:b/>
+          <w:bCs/>
+        </w:rPr>
         <w:br/>
       </w:r>
       <w:r>
@@ -1482,6 +1421,7 @@
           <w:bCs/>
           <w:noProof/>
         </w:rPr>
+        <w:lastRenderedPageBreak/>
         <w:drawing>
           <wp:inline distT="0" distB="0" distL="0" distR="0" wp14:anchorId="1B3FBC03" wp14:editId="2301EF83">
             <wp:extent cx="5731510" cy="2769235"/>
@@ -1498,7 +1438,7 @@
                     <pic:cNvPicPr/>
                   </pic:nvPicPr>
                   <pic:blipFill>
-                    <a:blip r:embed="rId17"/>
+                    <a:blip r:embed="rId18"/>
                     <a:stretch>
                       <a:fillRect/>
                     </a:stretch>
@@ -1525,7 +1465,7 @@
         </w:rPr>
         <w:br/>
       </w:r>
-      <w:hyperlink r:id="rId18" w:tgtFrame="_blank" w:history="1">
+      <w:hyperlink r:id="rId19" w:tgtFrame="_blank" w:history="1">
         <w:r>
           <w:rPr>
             <w:rStyle w:val="Hyperlink"/>
@@ -1610,7 +1550,7 @@
         </w:rPr>
         <w:t> The flagship, </w:t>
       </w:r>
-      <w:hyperlink r:id="rId19" w:history="1">
+      <w:hyperlink r:id="rId20" w:history="1">
         <w:r>
           <w:rPr>
             <w:rStyle w:val="Hyperlink"/>
@@ -1705,7 +1645,6 @@
           <w:rFonts w:ascii="Arial" w:eastAsiaTheme="majorEastAsia" w:hAnsi="Arial" w:cs="Arial"/>
           <w:color w:val="0A0A0A"/>
         </w:rPr>
-        <w:lastRenderedPageBreak/>
         <w:t>West Coast (Year-Round):</w:t>
       </w:r>
       <w:r>
@@ -1892,22 +1831,6 @@
     <w:p>
       <w:pPr>
         <w:pStyle w:val="df3vjf"/>
-        <w:numPr>
-          <w:ilvl w:val="0"/>
-          <w:numId w:val="3"/>
-        </w:numPr>
-        <w:shd w:val="clear" w:color="auto" w:fill="FFFFFF"/>
-        <w:spacing w:before="0" w:beforeAutospacing="0" w:after="180" w:afterAutospacing="0" w:line="360" w:lineRule="atLeast"/>
-        <w:rPr>
-          <w:rStyle w:val="vkekvd"/>
-          <w:rFonts w:ascii="Arial" w:hAnsi="Arial" w:cs="Arial"/>
-          <w:color w:val="0A0A0A"/>
-        </w:rPr>
-      </w:pPr>
-    </w:p>
-    <w:p>
-      <w:pPr>
-        <w:pStyle w:val="df3vjf"/>
         <w:shd w:val="clear" w:color="auto" w:fill="FFFFFF"/>
         <w:spacing w:after="180" w:line="360" w:lineRule="atLeast"/>
         <w:ind w:left="720"/>
@@ -1916,21 +1839,31 @@
           <w:color w:val="0A0A0A"/>
         </w:rPr>
       </w:pPr>
-      <w:hyperlink r:id="rId20" w:tgtFrame="_blank" w:history="1">
+      <w:hyperlink r:id="rId21" w:tgtFrame="_blank" w:history="1">
         <w:r>
           <w:rPr>
             <w:rStyle w:val="Hyperlink"/>
             <w:rFonts w:ascii="Arial" w:hAnsi="Arial" w:cs="Arial"/>
           </w:rPr>
-          <w:t>Norwegian Cruise Line</w:t>
+          <w:t>Norwegian Cruise</w:t>
+        </w:r>
+        <w:r>
+          <w:rPr>
+            <w:rStyle w:val="Hyperlink"/>
+            <w:rFonts w:ascii="Arial" w:hAnsi="Arial" w:cs="Arial"/>
+          </w:rPr>
+          <w:t xml:space="preserve"> </w:t>
+        </w:r>
+        <w:r>
+          <w:rPr>
+            <w:rStyle w:val="Hyperlink"/>
+            <w:rFonts w:ascii="Arial" w:hAnsi="Arial" w:cs="Arial"/>
+          </w:rPr>
+          <w:t>Line</w:t>
         </w:r>
       </w:hyperlink>
       <w:r>
-        <w:rPr>
-          <w:rFonts w:ascii="Arial" w:hAnsi="Arial" w:cs="Arial"/>
-          <w:color w:val="0A0A0A"/>
-        </w:rPr>
-        <w:t> </w:t>
+        <w:br/>
       </w:r>
       <w:r>
         <w:rPr>
@@ -1939,7 +1872,7 @@
           <w:color w:val="0A0A0A"/>
         </w:rPr>
         <w:drawing>
-          <wp:inline distT="0" distB="0" distL="0" distR="0" wp14:anchorId="27DDBB4E" wp14:editId="1F4D0E13">
+          <wp:inline distT="0" distB="0" distL="0" distR="0" wp14:anchorId="418B61AD" wp14:editId="1B2EF12F">
             <wp:extent cx="3905250" cy="2724150"/>
             <wp:effectExtent l="0" t="0" r="0" b="0"/>
             <wp:docPr id="1204076218" name="Picture 1"/>
@@ -1954,7 +1887,7 @@
                     <pic:cNvPicPr/>
                   </pic:nvPicPr>
                   <pic:blipFill>
-                    <a:blip r:embed="rId21"/>
+                    <a:blip r:embed="rId22"/>
                     <a:stretch>
                       <a:fillRect/>
                     </a:stretch>
@@ -1979,6 +1912,13 @@
           <w:rFonts w:ascii="Arial" w:hAnsi="Arial" w:cs="Arial"/>
           <w:color w:val="0A0A0A"/>
         </w:rPr>
+        <w:t> </w:t>
+      </w:r>
+      <w:r>
+        <w:rPr>
+          <w:rFonts w:ascii="Arial" w:hAnsi="Arial" w:cs="Arial"/>
+          <w:color w:val="0A0A0A"/>
+        </w:rPr>
         <w:br/>
       </w:r>
       <w:r>
@@ -1987,11 +1927,10 @@
           <w:noProof/>
           <w:color w:val="0A0A0A"/>
         </w:rPr>
-        <w:lastRenderedPageBreak/>
         <w:drawing>
-          <wp:inline distT="0" distB="0" distL="0" distR="0" wp14:anchorId="74B1F593" wp14:editId="6A26EDC7">
-            <wp:extent cx="4029637" cy="2734057"/>
-            <wp:effectExtent l="0" t="0" r="0" b="9525"/>
+          <wp:inline distT="0" distB="0" distL="0" distR="0" wp14:anchorId="74B1F593" wp14:editId="3FE0759A">
+            <wp:extent cx="3888688" cy="2638425"/>
+            <wp:effectExtent l="0" t="0" r="0" b="0"/>
             <wp:docPr id="1066269374" name="Picture 1"/>
             <wp:cNvGraphicFramePr>
               <a:graphicFrameLocks xmlns:a="http://schemas.openxmlformats.org/drawingml/2006/main" noChangeAspect="1"/>
@@ -2004,7 +1943,7 @@
                     <pic:cNvPicPr/>
                   </pic:nvPicPr>
                   <pic:blipFill>
-                    <a:blip r:embed="rId22"/>
+                    <a:blip r:embed="rId23"/>
                     <a:stretch>
                       <a:fillRect/>
                     </a:stretch>
@@ -2012,7 +1951,7 @@
                   <pic:spPr>
                     <a:xfrm>
                       <a:off x="0" y="0"/>
-                      <a:ext cx="4029637" cy="2734057"/>
+                      <a:ext cx="3895260" cy="2642884"/>
                     </a:xfrm>
                     <a:prstGeom prst="rect">
                       <a:avLst/>
@@ -2123,6 +2062,7 @@
           <w:rFonts w:ascii="Arial" w:hAnsi="Arial" w:cs="Arial"/>
           <w:color w:val="0A0A0A"/>
         </w:rPr>
+        <w:lastRenderedPageBreak/>
         <w:t xml:space="preserve">Solo Traveler Focused: NCL is a leader in accommodating solo </w:t>
       </w:r>
       <w:proofErr w:type="spellStart"/>
@@ -2222,67 +2162,17 @@
         <w:spacing w:before="0" w:beforeAutospacing="0" w:after="180" w:afterAutospacing="0" w:line="360" w:lineRule="atLeast"/>
         <w:ind w:left="720"/>
         <w:rPr>
+          <w:b/>
+          <w:bCs/>
+        </w:rPr>
+      </w:pPr>
+      <w:r>
+        <w:rPr>
           <w:rFonts w:ascii="Arial" w:hAnsi="Arial" w:cs="Arial"/>
           <w:color w:val="0A0A0A"/>
         </w:rPr>
-      </w:pPr>
-      <w:r>
-        <w:rPr>
-          <w:rFonts w:ascii="Arial" w:hAnsi="Arial" w:cs="Arial"/>
-          <w:color w:val="0A0A0A"/>
-        </w:rPr>
-        <w:lastRenderedPageBreak/>
         <w:t>Amenities: Features frequently include Broadway shows (e.g., Kinky Boots), water parks, adult-only areas (Spice H2O), Mandara Spas, and varied dining, including steakhouse and international options.</w:t>
       </w:r>
-    </w:p>
-    <w:p>
-      <w:pPr>
-        <w:ind w:left="720"/>
-        <w:rPr>
-          <w:b/>
-          <w:bCs/>
-        </w:rPr>
-      </w:pPr>
-    </w:p>
-    <w:p>
-      <w:pPr>
-        <w:rPr>
-          <w:b/>
-          <w:bCs/>
-        </w:rPr>
-      </w:pPr>
-    </w:p>
-    <w:p>
-      <w:pPr>
-        <w:rPr>
-          <w:b/>
-          <w:bCs/>
-        </w:rPr>
-      </w:pPr>
-    </w:p>
-    <w:p>
-      <w:pPr>
-        <w:rPr>
-          <w:b/>
-          <w:bCs/>
-        </w:rPr>
-      </w:pPr>
-    </w:p>
-    <w:p>
-      <w:pPr>
-        <w:rPr>
-          <w:b/>
-          <w:bCs/>
-        </w:rPr>
-      </w:pPr>
-    </w:p>
-    <w:p>
-      <w:pPr>
-        <w:rPr>
-          <w:b/>
-          <w:bCs/>
-        </w:rPr>
-      </w:pPr>
     </w:p>
     <w:p>
       <w:pPr>
@@ -2305,7 +2195,7 @@
 </file>
 
 <file path=word/numbering.xml><?xml version="1.0" encoding="utf-8"?>
-<w:numbering xmlns:wpc="http://schemas.microsoft.com/office/word/2010/wordprocessingCanvas" xmlns:cx="http://schemas.microsoft.com/office/drawing/2014/chartex" xmlns:cx1="http://schemas.microsoft.com/office/drawing/2015/9/8/chartex" xmlns:cx2="http://schemas.microsoft.com/office/drawing/2015/10/21/chartex" xmlns:cx3="http://schemas.microsoft.com/office/drawing/2016/5/9/chartex" xmlns:cx4="http://schemas.microsoft.com/office/drawing/2016/5/10/chartex" xmlns:cx5="http://schemas.microsoft.com/office/drawing/2016/5/11/chartex" xmlns:cx6="http://schemas.microsoft.com/office/drawing/2016/5/12/chartex" xmlns:cx7="http://schemas.microsoft.com/office/drawing/2016/5/13/chartex" xmlns:cx8="http://schemas.microsoft.com/office/drawing/2016/5/14/chartex" xmlns:mc="http://schemas.openxmlformats.org/markup-compatibility/2006" xmlns:aink="http://schemas.microsoft.com/office/drawing/2016/ink" xmlns:am3d="http://schemas.microsoft.com/office/drawing/2017/model3d" xmlns:o="urn:schemas-microsoft-com:office:office" xmlns:r="http://schemas.openxmlformats.org/officeDocument/2006/relationships" xmlns:m="http://schemas.openxmlformats.org/officeDocument/2006/math" xmlns:v="urn:schemas-microsoft-com:vml" xmlns:wp14="http://schemas.microsoft.com/office/word/2010/wordprocessingDrawing" xmlns:wp="http://schemas.openxmlformats.org/drawingml/2006/wordprocessingDrawing" xmlns:w10="urn:schemas-microsoft-com:office:word" xmlns:w="http://schemas.openxmlformats.org/wordprocessingml/2006/main" xmlns:w14="http://schemas.microsoft.com/office/word/2010/wordml" xmlns:w15="http://schemas.microsoft.com/office/word/2012/wordml" xmlns:w16cid="http://schemas.microsoft.com/office/word/2016/wordml/cid" xmlns:w16se="http://schemas.microsoft.com/office/word/2015/wordml/symex" xmlns:wpg="http://schemas.microsoft.com/office/word/2010/wordprocessingGroup" xmlns:wpi="http://schemas.microsoft.com/office/word/2010/wordprocessingInk" xmlns:wne="http://schemas.microsoft.com/office/word/2006/wordml" xmlns:wps="http://schemas.microsoft.com/office/word/2010/wordprocessingShape" mc:Ignorable="w14 w15 w16se w16cid wp14">
+<w:numbering xmlns:wpc="http://schemas.microsoft.com/office/word/2010/wordprocessingCanvas" xmlns:cx="http://schemas.microsoft.com/office/drawing/2014/chartex" xmlns:cx1="http://schemas.microsoft.com/office/drawing/2015/9/8/chartex" xmlns:cx2="http://schemas.microsoft.com/office/drawing/2015/10/21/chartex" xmlns:cx3="http://schemas.microsoft.com/office/drawing/2016/5/9/chartex" xmlns:cx4="http://schemas.microsoft.com/office/drawing/2016/5/10/chartex" xmlns:cx5="http://schemas.microsoft.com/office/drawing/2016/5/11/chartex" xmlns:cx6="http://schemas.microsoft.com/office/drawing/2016/5/12/chartex" xmlns:cx7="http://schemas.microsoft.com/office/drawing/2016/5/13/chartex" xmlns:cx8="http://schemas.microsoft.com/office/drawing/2016/5/14/chartex" xmlns:mc="http://schemas.openxmlformats.org/markup-compatibility/2006" xmlns:aink="http://schemas.microsoft.com/office/drawing/2016/ink" xmlns:am3d="http://schemas.microsoft.com/office/drawing/2017/model3d" xmlns:o="urn:schemas-microsoft-com:office:office" xmlns:oel="http://schemas.microsoft.com/office/2019/extlst" xmlns:r="http://schemas.openxmlformats.org/officeDocument/2006/relationships" xmlns:m="http://schemas.openxmlformats.org/officeDocument/2006/math" xmlns:v="urn:schemas-microsoft-com:vml" xmlns:wp14="http://schemas.microsoft.com/office/word/2010/wordprocessingDrawing" xmlns:wp="http://schemas.openxmlformats.org/drawingml/2006/wordprocessingDrawing" xmlns:w10="urn:schemas-microsoft-com:office:word" xmlns:w="http://schemas.openxmlformats.org/wordprocessingml/2006/main" xmlns:w14="http://schemas.microsoft.com/office/word/2010/wordml" xmlns:w15="http://schemas.microsoft.com/office/word/2012/wordml" xmlns:w16cex="http://schemas.microsoft.com/office/word/2018/wordml/cex" xmlns:w16cid="http://schemas.microsoft.com/office/word/2016/wordml/cid" xmlns:w16="http://schemas.microsoft.com/office/word/2018/wordml" xmlns:w16du="http://schemas.microsoft.com/office/word/2023/wordml/word16du" xmlns:w16sdtdh="http://schemas.microsoft.com/office/word/2020/wordml/sdtdatahash" xmlns:w16sdtfl="http://schemas.microsoft.com/office/word/2024/wordml/sdtformatlock" xmlns:w16se="http://schemas.microsoft.com/office/word/2015/wordml/symex" xmlns:wpg="http://schemas.microsoft.com/office/word/2010/wordprocessingGroup" xmlns:wpi="http://schemas.microsoft.com/office/word/2010/wordprocessingInk" xmlns:wne="http://schemas.microsoft.com/office/word/2006/wordml" xmlns:wps="http://schemas.microsoft.com/office/word/2010/wordprocessingShape" mc:Ignorable="w14 w15 w16se w16cid w16 w16cex w16sdtdh w16sdtfl w16du wp14">
   <w:abstractNum w:abstractNumId="0" w15:restartNumberingAfterBreak="0">
     <w:nsid w:val="2C2E0EBC"/>
     <w:multiLevelType w:val="multilevel"/>
@@ -2902,23 +2792,23 @@
       </w:rPr>
     </w:lvl>
   </w:abstractNum>
-  <w:num w:numId="1">
+  <w:num w:numId="1" w16cid:durableId="1629772454">
     <w:abstractNumId w:val="1"/>
   </w:num>
-  <w:num w:numId="2">
+  <w:num w:numId="2" w16cid:durableId="1534148669">
     <w:abstractNumId w:val="2"/>
   </w:num>
-  <w:num w:numId="3">
+  <w:num w:numId="3" w16cid:durableId="590357218">
     <w:abstractNumId w:val="0"/>
   </w:num>
-  <w:num w:numId="4">
+  <w:num w:numId="4" w16cid:durableId="1956520158">
     <w:abstractNumId w:val="3"/>
   </w:num>
 </w:numbering>
 </file>
 
 <file path=word/styles.xml><?xml version="1.0" encoding="utf-8"?>
-<w:styles xmlns:mc="http://schemas.openxmlformats.org/markup-compatibility/2006" xmlns:r="http://schemas.openxmlformats.org/officeDocument/2006/relationships" xmlns:w="http://schemas.openxmlformats.org/wordprocessingml/2006/main" xmlns:w14="http://schemas.microsoft.com/office/word/2010/wordml" xmlns:w15="http://schemas.microsoft.com/office/word/2012/wordml" xmlns:w16cid="http://schemas.microsoft.com/office/word/2016/wordml/cid" xmlns:w16se="http://schemas.microsoft.com/office/word/2015/wordml/symex" mc:Ignorable="w14 w15 w16se w16cid">
+<w:styles xmlns:mc="http://schemas.openxmlformats.org/markup-compatibility/2006" xmlns:r="http://schemas.openxmlformats.org/officeDocument/2006/relationships" xmlns:w="http://schemas.openxmlformats.org/wordprocessingml/2006/main" xmlns:w14="http://schemas.microsoft.com/office/word/2010/wordml" xmlns:w15="http://schemas.microsoft.com/office/word/2012/wordml" xmlns:w16cex="http://schemas.microsoft.com/office/word/2018/wordml/cex" xmlns:w16cid="http://schemas.microsoft.com/office/word/2016/wordml/cid" xmlns:w16="http://schemas.microsoft.com/office/word/2018/wordml" xmlns:w16du="http://schemas.microsoft.com/office/word/2023/wordml/word16du" xmlns:w16sdtdh="http://schemas.microsoft.com/office/word/2020/wordml/sdtdatahash" xmlns:w16sdtfl="http://schemas.microsoft.com/office/word/2024/wordml/sdtformatlock" xmlns:w16se="http://schemas.microsoft.com/office/word/2015/wordml/symex" mc:Ignorable="w14 w15 w16se w16cid w16 w16cex w16sdtdh w16sdtfl w16du">
   <w:docDefaults>
     <w:rPrDefault>
       <w:rPr>
@@ -2936,7 +2826,7 @@
       </w:pPr>
     </w:pPrDefault>
   </w:docDefaults>
-  <w:latentStyles w:defLockedState="0" w:defUIPriority="99" w:defSemiHidden="0" w:defUnhideWhenUsed="0" w:defQFormat="0" w:count="375">
+  <w:latentStyles w:defLockedState="0" w:defUIPriority="99" w:defSemiHidden="0" w:defUnhideWhenUsed="0" w:defQFormat="0" w:count="376">
     <w:lsdException w:name="Normal" w:uiPriority="0" w:qFormat="1"/>
     <w:lsdException w:name="heading 1" w:uiPriority="9" w:qFormat="1"/>
     <w:lsdException w:name="heading 2" w:semiHidden="1" w:uiPriority="9" w:unhideWhenUsed="1" w:qFormat="1"/>
@@ -3312,6 +3202,7 @@
     <w:lsdException w:name="Smart Hyperlink" w:semiHidden="1" w:unhideWhenUsed="1"/>
     <w:lsdException w:name="Hashtag" w:semiHidden="1" w:unhideWhenUsed="1"/>
     <w:lsdException w:name="Unresolved Mention" w:semiHidden="1" w:unhideWhenUsed="1"/>
+    <w:lsdException w:name="Smart Link" w:semiHidden="1" w:unhideWhenUsed="1"/>
   </w:latentStyles>
   <w:style w:type="paragraph" w:default="1" w:styleId="Normal">
     <w:name w:val="Normal"/>
